--- a/documentacion/entregables/Plan_de_Instalacion_MetaFit.docx
+++ b/documentacion/entregables/Plan_de_Instalacion_MetaFit.docx
@@ -73,7 +73,7 @@
         <w:spacing w:before="120" w:after="40"/>
         <w:jc w:val="center"/>
       </w:pPr>
-      <w:bookmarkStart w:id="1" w:name="_Toc243259221"/>
+      <w:bookmarkStart w:id="1" w:name="_Toc243478904"/>
       <w:r>
         <w:rPr>
           <w:rFonts w:ascii="Times New Roman" w:eastAsia="Times New Roman" w:hAnsi="Times New Roman" w:cs="Times New Roman"/>
@@ -398,15 +398,13 @@
           </w:tcPr>
           <w:p>
             <w:pPr>
-              <w:spacing w:before="0" w:after="40" w:line="240" w:lineRule="auto"/>
-            </w:pPr>
-            <w:r/>
-            <w:r>
-              <w:rPr>
-                <w:rFonts w:ascii="Times New Roman" w:hAnsi="Times New Roman" w:cs="Times New Roman" w:eastAsia="Times New Roman"/>
-                <w:sz w:val="20"/>
-              </w:rPr>
-              <w:t>11</w:t>
+              <w:spacing w:after="40" w:line="240" w:lineRule="auto"/>
+            </w:pPr>
+            <w:r>
+              <w:rPr>
+                <w:sz w:val="20"/>
+              </w:rPr>
+              <w:t>0</w:t>
             </w:r>
           </w:p>
         </w:tc>
@@ -451,7 +449,7 @@
         <w:spacing w:before="120" w:after="40"/>
         <w:jc w:val="center"/>
       </w:pPr>
-      <w:bookmarkStart w:id="2" w:name="_Toc243259222"/>
+      <w:bookmarkStart w:id="2" w:name="_Toc243478905"/>
       <w:r>
         <w:rPr>
           <w:rFonts w:ascii="Times New Roman" w:eastAsia="Times New Roman" w:hAnsi="Times New Roman" w:cs="Times New Roman"/>
@@ -641,7 +639,7 @@
         <w:spacing w:before="120" w:after="40"/>
         <w:jc w:val="center"/>
       </w:pPr>
-      <w:bookmarkStart w:id="3" w:name="_Toc243259223"/>
+      <w:bookmarkStart w:id="3" w:name="_Toc243478906"/>
       <w:r>
         <w:rPr>
           <w:rFonts w:ascii="Times New Roman" w:eastAsia="Times New Roman" w:hAnsi="Times New Roman" w:cs="Times New Roman"/>
@@ -658,11 +656,7 @@
           <w:tab w:val="right" w:leader="dot" w:pos="9350"/>
         </w:tabs>
         <w:rPr>
-          <w:rFonts w:asciiTheme="minorHAnsi" w:eastAsiaTheme="minorEastAsia" w:hAnsiTheme="minorHAnsi" w:cstheme="minorBidi"/>
           <w:noProof/>
-          <w:color w:val="auto"/>
-          <w:sz w:val="22"/>
-          <w:lang w:val="es-VE" w:eastAsia="es-VE"/>
         </w:rPr>
       </w:pPr>
       <w:r>
@@ -674,7 +668,7 @@
       <w:r>
         <w:fldChar w:fldCharType="separate"/>
       </w:r>
-      <w:hyperlink w:anchor="_Toc243259221" w:history="1">
+      <w:hyperlink w:anchor="_Toc243478904" w:history="1">
         <w:r>
           <w:rPr>
             <w:rStyle w:val="Hipervnculo"/>
@@ -701,7 +695,7 @@
             <w:noProof/>
             <w:webHidden/>
           </w:rPr>
-          <w:instrText xml:space="preserve"> PAGEREF _Toc243259221 \h </w:instrText>
+          <w:instrText xml:space="preserve"> PAGEREF _Toc243478904 \h </w:instrText>
         </w:r>
         <w:r>
           <w:rPr>
@@ -739,14 +733,10 @@
           <w:tab w:val="right" w:leader="dot" w:pos="9350"/>
         </w:tabs>
         <w:rPr>
-          <w:rFonts w:asciiTheme="minorHAnsi" w:eastAsiaTheme="minorEastAsia" w:hAnsiTheme="minorHAnsi" w:cstheme="minorBidi"/>
           <w:noProof/>
-          <w:color w:val="auto"/>
-          <w:sz w:val="22"/>
-          <w:lang w:val="es-VE" w:eastAsia="es-VE"/>
         </w:rPr>
       </w:pPr>
-      <w:hyperlink w:anchor="_Toc243259222" w:history="1">
+      <w:hyperlink w:anchor="_Toc243478905" w:history="1">
         <w:r>
           <w:rPr>
             <w:rStyle w:val="Hipervnculo"/>
@@ -773,7 +763,7 @@
             <w:noProof/>
             <w:webHidden/>
           </w:rPr>
-          <w:instrText xml:space="preserve"> PAGEREF _Toc243259222 \h </w:instrText>
+          <w:instrText xml:space="preserve"> PAGEREF _Toc243478905 \h </w:instrText>
         </w:r>
         <w:r>
           <w:rPr>
@@ -811,14 +801,10 @@
           <w:tab w:val="right" w:leader="dot" w:pos="9350"/>
         </w:tabs>
         <w:rPr>
-          <w:rFonts w:asciiTheme="minorHAnsi" w:eastAsiaTheme="minorEastAsia" w:hAnsiTheme="minorHAnsi" w:cstheme="minorBidi"/>
           <w:noProof/>
-          <w:color w:val="auto"/>
-          <w:sz w:val="22"/>
-          <w:lang w:val="es-VE" w:eastAsia="es-VE"/>
         </w:rPr>
       </w:pPr>
-      <w:hyperlink w:anchor="_Toc243259223" w:history="1">
+      <w:hyperlink w:anchor="_Toc243478906" w:history="1">
         <w:r>
           <w:rPr>
             <w:rStyle w:val="Hipervnculo"/>
@@ -845,7 +831,7 @@
             <w:noProof/>
             <w:webHidden/>
           </w:rPr>
-          <w:instrText xml:space="preserve"> PAGEREF _Toc243259223 \h </w:instrText>
+          <w:instrText xml:space="preserve"> PAGEREF _Toc243478906 \h </w:instrText>
         </w:r>
         <w:r>
           <w:rPr>
@@ -883,14 +869,10 @@
           <w:tab w:val="right" w:leader="dot" w:pos="9350"/>
         </w:tabs>
         <w:rPr>
-          <w:rFonts w:asciiTheme="minorHAnsi" w:eastAsiaTheme="minorEastAsia" w:hAnsiTheme="minorHAnsi" w:cstheme="minorBidi"/>
           <w:noProof/>
-          <w:color w:val="auto"/>
-          <w:sz w:val="22"/>
-          <w:lang w:val="es-VE" w:eastAsia="es-VE"/>
         </w:rPr>
       </w:pPr>
-      <w:hyperlink w:anchor="_Toc243259224" w:history="1">
+      <w:hyperlink w:anchor="_Toc243478907" w:history="1">
         <w:r>
           <w:rPr>
             <w:rStyle w:val="Hipervnculo"/>
@@ -917,7 +899,7 @@
             <w:noProof/>
             <w:webHidden/>
           </w:rPr>
-          <w:instrText xml:space="preserve"> PAGEREF _Toc243259224 \h </w:instrText>
+          <w:instrText xml:space="preserve"> PAGEREF _Toc243478907 \h </w:instrText>
         </w:r>
         <w:r>
           <w:rPr>
@@ -955,14 +937,10 @@
           <w:tab w:val="right" w:leader="dot" w:pos="9350"/>
         </w:tabs>
         <w:rPr>
-          <w:rFonts w:asciiTheme="minorHAnsi" w:eastAsiaTheme="minorEastAsia" w:hAnsiTheme="minorHAnsi" w:cstheme="minorBidi"/>
           <w:noProof/>
-          <w:color w:val="auto"/>
-          <w:sz w:val="22"/>
-          <w:lang w:val="es-VE" w:eastAsia="es-VE"/>
         </w:rPr>
       </w:pPr>
-      <w:hyperlink w:anchor="_Toc243259225" w:history="1">
+      <w:hyperlink w:anchor="_Toc243478908" w:history="1">
         <w:r>
           <w:rPr>
             <w:rStyle w:val="Hipervnculo"/>
@@ -989,7 +967,7 @@
             <w:noProof/>
             <w:webHidden/>
           </w:rPr>
-          <w:instrText xml:space="preserve"> PAGEREF _Toc243259225 \h </w:instrText>
+          <w:instrText xml:space="preserve"> PAGEREF _Toc243478908 \h </w:instrText>
         </w:r>
         <w:r>
           <w:rPr>
@@ -1027,14 +1005,10 @@
           <w:tab w:val="right" w:leader="dot" w:pos="9350"/>
         </w:tabs>
         <w:rPr>
-          <w:rFonts w:asciiTheme="minorHAnsi" w:eastAsiaTheme="minorEastAsia" w:hAnsiTheme="minorHAnsi" w:cstheme="minorBidi"/>
           <w:noProof/>
-          <w:color w:val="auto"/>
-          <w:sz w:val="22"/>
-          <w:lang w:val="es-VE" w:eastAsia="es-VE"/>
         </w:rPr>
       </w:pPr>
-      <w:hyperlink w:anchor="_Toc243259226" w:history="1">
+      <w:hyperlink w:anchor="_Toc243478909" w:history="1">
         <w:r>
           <w:rPr>
             <w:rStyle w:val="Hipervnculo"/>
@@ -1061,7 +1035,7 @@
             <w:noProof/>
             <w:webHidden/>
           </w:rPr>
-          <w:instrText xml:space="preserve"> PAGEREF _Toc243259226 \h </w:instrText>
+          <w:instrText xml:space="preserve"> PAGEREF _Toc243478909 \h </w:instrText>
         </w:r>
         <w:r>
           <w:rPr>
@@ -1099,14 +1073,10 @@
           <w:tab w:val="right" w:leader="dot" w:pos="9350"/>
         </w:tabs>
         <w:rPr>
-          <w:rFonts w:asciiTheme="minorHAnsi" w:eastAsiaTheme="minorEastAsia" w:hAnsiTheme="minorHAnsi" w:cstheme="minorBidi"/>
           <w:noProof/>
-          <w:color w:val="auto"/>
-          <w:sz w:val="22"/>
-          <w:lang w:val="es-VE" w:eastAsia="es-VE"/>
         </w:rPr>
       </w:pPr>
-      <w:hyperlink w:anchor="_Toc243259227" w:history="1">
+      <w:hyperlink w:anchor="_Toc243478910" w:history="1">
         <w:r>
           <w:rPr>
             <w:rStyle w:val="Hipervnculo"/>
@@ -1133,7 +1103,7 @@
             <w:noProof/>
             <w:webHidden/>
           </w:rPr>
-          <w:instrText xml:space="preserve"> PAGEREF _Toc243259227 \h </w:instrText>
+          <w:instrText xml:space="preserve"> PAGEREF _Toc243478910 \h </w:instrText>
         </w:r>
         <w:r>
           <w:rPr>
@@ -1171,14 +1141,10 @@
           <w:tab w:val="right" w:leader="dot" w:pos="9350"/>
         </w:tabs>
         <w:rPr>
-          <w:rFonts w:asciiTheme="minorHAnsi" w:eastAsiaTheme="minorEastAsia" w:hAnsiTheme="minorHAnsi" w:cstheme="minorBidi"/>
           <w:noProof/>
-          <w:color w:val="auto"/>
-          <w:sz w:val="22"/>
-          <w:lang w:val="es-VE" w:eastAsia="es-VE"/>
         </w:rPr>
       </w:pPr>
-      <w:hyperlink w:anchor="_Toc243259228" w:history="1">
+      <w:hyperlink w:anchor="_Toc243478911" w:history="1">
         <w:r>
           <w:rPr>
             <w:rStyle w:val="Hipervnculo"/>
@@ -1205,7 +1171,7 @@
             <w:noProof/>
             <w:webHidden/>
           </w:rPr>
-          <w:instrText xml:space="preserve"> PAGEREF _Toc243259228 \h </w:instrText>
+          <w:instrText xml:space="preserve"> PAGEREF _Toc243478911 \h </w:instrText>
         </w:r>
         <w:r>
           <w:rPr>
@@ -1243,14 +1209,10 @@
           <w:tab w:val="right" w:leader="dot" w:pos="9350"/>
         </w:tabs>
         <w:rPr>
-          <w:rFonts w:asciiTheme="minorHAnsi" w:eastAsiaTheme="minorEastAsia" w:hAnsiTheme="minorHAnsi" w:cstheme="minorBidi"/>
           <w:noProof/>
-          <w:color w:val="auto"/>
-          <w:sz w:val="22"/>
-          <w:lang w:val="es-VE" w:eastAsia="es-VE"/>
         </w:rPr>
       </w:pPr>
-      <w:hyperlink w:anchor="_Toc243259229" w:history="1">
+      <w:hyperlink w:anchor="_Toc243478912" w:history="1">
         <w:r>
           <w:rPr>
             <w:rStyle w:val="Hipervnculo"/>
@@ -1277,7 +1239,7 @@
             <w:noProof/>
             <w:webHidden/>
           </w:rPr>
-          <w:instrText xml:space="preserve"> PAGEREF _Toc243259229 \h </w:instrText>
+          <w:instrText xml:space="preserve"> PAGEREF _Toc243478912 \h </w:instrText>
         </w:r>
         <w:r>
           <w:rPr>
@@ -1315,14 +1277,10 @@
           <w:tab w:val="right" w:leader="dot" w:pos="9350"/>
         </w:tabs>
         <w:rPr>
-          <w:rFonts w:asciiTheme="minorHAnsi" w:eastAsiaTheme="minorEastAsia" w:hAnsiTheme="minorHAnsi" w:cstheme="minorBidi"/>
           <w:noProof/>
-          <w:color w:val="auto"/>
-          <w:sz w:val="22"/>
-          <w:lang w:val="es-VE" w:eastAsia="es-VE"/>
         </w:rPr>
       </w:pPr>
-      <w:hyperlink w:anchor="_Toc243259230" w:history="1">
+      <w:hyperlink w:anchor="_Toc243478913" w:history="1">
         <w:r>
           <w:rPr>
             <w:rStyle w:val="Hipervnculo"/>
@@ -1349,7 +1307,7 @@
             <w:noProof/>
             <w:webHidden/>
           </w:rPr>
-          <w:instrText xml:space="preserve"> PAGEREF _Toc243259230 \h </w:instrText>
+          <w:instrText xml:space="preserve"> PAGEREF _Toc243478913 \h </w:instrText>
         </w:r>
         <w:r>
           <w:rPr>
@@ -1387,14 +1345,10 @@
           <w:tab w:val="right" w:leader="dot" w:pos="9350"/>
         </w:tabs>
         <w:rPr>
-          <w:rFonts w:asciiTheme="minorHAnsi" w:eastAsiaTheme="minorEastAsia" w:hAnsiTheme="minorHAnsi" w:cstheme="minorBidi"/>
           <w:noProof/>
-          <w:color w:val="auto"/>
-          <w:sz w:val="22"/>
-          <w:lang w:val="es-VE" w:eastAsia="es-VE"/>
         </w:rPr>
       </w:pPr>
-      <w:hyperlink w:anchor="_Toc243259231" w:history="1">
+      <w:hyperlink w:anchor="_Toc243478914" w:history="1">
         <w:r>
           <w:rPr>
             <w:rStyle w:val="Hipervnculo"/>
@@ -1421,7 +1375,7 @@
             <w:noProof/>
             <w:webHidden/>
           </w:rPr>
-          <w:instrText xml:space="preserve"> PAGEREF _Toc243259231 \h </w:instrText>
+          <w:instrText xml:space="preserve"> PAGEREF _Toc243478914 \h </w:instrText>
         </w:r>
         <w:r>
           <w:rPr>
@@ -1459,14 +1413,10 @@
           <w:tab w:val="right" w:leader="dot" w:pos="9350"/>
         </w:tabs>
         <w:rPr>
-          <w:rFonts w:asciiTheme="minorHAnsi" w:eastAsiaTheme="minorEastAsia" w:hAnsiTheme="minorHAnsi" w:cstheme="minorBidi"/>
           <w:noProof/>
-          <w:color w:val="auto"/>
-          <w:sz w:val="22"/>
-          <w:lang w:val="es-VE" w:eastAsia="es-VE"/>
         </w:rPr>
       </w:pPr>
-      <w:hyperlink w:anchor="_Toc243259232" w:history="1">
+      <w:hyperlink w:anchor="_Toc243478915" w:history="1">
         <w:r>
           <w:rPr>
             <w:rStyle w:val="Hipervnculo"/>
@@ -1493,7 +1443,7 @@
             <w:noProof/>
             <w:webHidden/>
           </w:rPr>
-          <w:instrText xml:space="preserve"> PAGEREF _Toc243259232 \h </w:instrText>
+          <w:instrText xml:space="preserve"> PAGEREF _Toc243478915 \h </w:instrText>
         </w:r>
         <w:r>
           <w:rPr>
@@ -1531,14 +1481,10 @@
           <w:tab w:val="right" w:leader="dot" w:pos="9350"/>
         </w:tabs>
         <w:rPr>
-          <w:rFonts w:asciiTheme="minorHAnsi" w:eastAsiaTheme="minorEastAsia" w:hAnsiTheme="minorHAnsi" w:cstheme="minorBidi"/>
           <w:noProof/>
-          <w:color w:val="auto"/>
-          <w:sz w:val="22"/>
-          <w:lang w:val="es-VE" w:eastAsia="es-VE"/>
         </w:rPr>
       </w:pPr>
-      <w:hyperlink w:anchor="_Toc243259233" w:history="1">
+      <w:hyperlink w:anchor="_Toc243478916" w:history="1">
         <w:r>
           <w:rPr>
             <w:rStyle w:val="Hipervnculo"/>
@@ -1565,7 +1511,7 @@
             <w:noProof/>
             <w:webHidden/>
           </w:rPr>
-          <w:instrText xml:space="preserve"> PAGEREF _Toc243259233 \h </w:instrText>
+          <w:instrText xml:space="preserve"> PAGEREF _Toc243478916 \h </w:instrText>
         </w:r>
         <w:r>
           <w:rPr>
@@ -1603,14 +1549,10 @@
           <w:tab w:val="right" w:leader="dot" w:pos="9350"/>
         </w:tabs>
         <w:rPr>
-          <w:rFonts w:asciiTheme="minorHAnsi" w:eastAsiaTheme="minorEastAsia" w:hAnsiTheme="minorHAnsi" w:cstheme="minorBidi"/>
           <w:noProof/>
-          <w:color w:val="auto"/>
-          <w:sz w:val="22"/>
-          <w:lang w:val="es-VE" w:eastAsia="es-VE"/>
         </w:rPr>
       </w:pPr>
-      <w:hyperlink w:anchor="_Toc243259234" w:history="1">
+      <w:hyperlink w:anchor="_Toc243478917" w:history="1">
         <w:r>
           <w:rPr>
             <w:rStyle w:val="Hipervnculo"/>
@@ -1637,7 +1579,7 @@
             <w:noProof/>
             <w:webHidden/>
           </w:rPr>
-          <w:instrText xml:space="preserve"> PAGEREF _Toc243259234 \h </w:instrText>
+          <w:instrText xml:space="preserve"> PAGEREF _Toc243478917 \h </w:instrText>
         </w:r>
         <w:r>
           <w:rPr>
@@ -1675,14 +1617,10 @@
           <w:tab w:val="right" w:leader="dot" w:pos="9350"/>
         </w:tabs>
         <w:rPr>
-          <w:rFonts w:asciiTheme="minorHAnsi" w:eastAsiaTheme="minorEastAsia" w:hAnsiTheme="minorHAnsi" w:cstheme="minorBidi"/>
           <w:noProof/>
-          <w:color w:val="auto"/>
-          <w:sz w:val="22"/>
-          <w:lang w:val="es-VE" w:eastAsia="es-VE"/>
         </w:rPr>
       </w:pPr>
-      <w:hyperlink w:anchor="_Toc243259235" w:history="1">
+      <w:hyperlink w:anchor="_Toc243478918" w:history="1">
         <w:r>
           <w:rPr>
             <w:rStyle w:val="Hipervnculo"/>
@@ -1709,7 +1647,7 @@
             <w:noProof/>
             <w:webHidden/>
           </w:rPr>
-          <w:instrText xml:space="preserve"> PAGEREF _Toc243259235 \h </w:instrText>
+          <w:instrText xml:space="preserve"> PAGEREF _Toc243478918 \h </w:instrText>
         </w:r>
         <w:r>
           <w:rPr>
@@ -1747,14 +1685,10 @@
           <w:tab w:val="right" w:leader="dot" w:pos="9350"/>
         </w:tabs>
         <w:rPr>
-          <w:rFonts w:asciiTheme="minorHAnsi" w:eastAsiaTheme="minorEastAsia" w:hAnsiTheme="minorHAnsi" w:cstheme="minorBidi"/>
           <w:noProof/>
-          <w:color w:val="auto"/>
-          <w:sz w:val="22"/>
-          <w:lang w:val="es-VE" w:eastAsia="es-VE"/>
         </w:rPr>
       </w:pPr>
-      <w:hyperlink w:anchor="_Toc243259236" w:history="1">
+      <w:hyperlink w:anchor="_Toc243478919" w:history="1">
         <w:r>
           <w:rPr>
             <w:rStyle w:val="Hipervnculo"/>
@@ -1781,7 +1715,7 @@
             <w:noProof/>
             <w:webHidden/>
           </w:rPr>
-          <w:instrText xml:space="preserve"> PAGEREF _Toc243259236 \h </w:instrText>
+          <w:instrText xml:space="preserve"> PAGEREF _Toc243478919 \h </w:instrText>
         </w:r>
         <w:r>
           <w:rPr>
@@ -1819,14 +1753,10 @@
           <w:tab w:val="right" w:leader="dot" w:pos="9350"/>
         </w:tabs>
         <w:rPr>
-          <w:rFonts w:asciiTheme="minorHAnsi" w:eastAsiaTheme="minorEastAsia" w:hAnsiTheme="minorHAnsi" w:cstheme="minorBidi"/>
           <w:noProof/>
-          <w:color w:val="auto"/>
-          <w:sz w:val="22"/>
-          <w:lang w:val="es-VE" w:eastAsia="es-VE"/>
         </w:rPr>
       </w:pPr>
-      <w:hyperlink w:anchor="_Toc243259237" w:history="1">
+      <w:hyperlink w:anchor="_Toc243478920" w:history="1">
         <w:r>
           <w:rPr>
             <w:rStyle w:val="Hipervnculo"/>
@@ -1853,7 +1783,7 @@
             <w:noProof/>
             <w:webHidden/>
           </w:rPr>
-          <w:instrText xml:space="preserve"> PAGEREF _Toc243259237 \h </w:instrText>
+          <w:instrText xml:space="preserve"> PAGEREF _Toc243478920 \h </w:instrText>
         </w:r>
         <w:r>
           <w:rPr>
@@ -1891,14 +1821,10 @@
           <w:tab w:val="right" w:leader="dot" w:pos="9350"/>
         </w:tabs>
         <w:rPr>
-          <w:rFonts w:asciiTheme="minorHAnsi" w:eastAsiaTheme="minorEastAsia" w:hAnsiTheme="minorHAnsi" w:cstheme="minorBidi"/>
           <w:noProof/>
-          <w:color w:val="auto"/>
-          <w:sz w:val="22"/>
-          <w:lang w:val="es-VE" w:eastAsia="es-VE"/>
         </w:rPr>
       </w:pPr>
-      <w:hyperlink w:anchor="_Toc243259238" w:history="1">
+      <w:hyperlink w:anchor="_Toc243478921" w:history="1">
         <w:r>
           <w:rPr>
             <w:rStyle w:val="Hipervnculo"/>
@@ -1925,7 +1851,7 @@
             <w:noProof/>
             <w:webHidden/>
           </w:rPr>
-          <w:instrText xml:space="preserve"> PAGEREF _Toc243259238 \h </w:instrText>
+          <w:instrText xml:space="preserve"> PAGEREF _Toc243478921 \h </w:instrText>
         </w:r>
         <w:r>
           <w:rPr>
@@ -1963,14 +1889,10 @@
           <w:tab w:val="right" w:leader="dot" w:pos="9350"/>
         </w:tabs>
         <w:rPr>
-          <w:rFonts w:asciiTheme="minorHAnsi" w:eastAsiaTheme="minorEastAsia" w:hAnsiTheme="minorHAnsi" w:cstheme="minorBidi"/>
           <w:noProof/>
-          <w:color w:val="auto"/>
-          <w:sz w:val="22"/>
-          <w:lang w:val="es-VE" w:eastAsia="es-VE"/>
         </w:rPr>
       </w:pPr>
-      <w:hyperlink w:anchor="_Toc243259239" w:history="1">
+      <w:hyperlink w:anchor="_Toc243478922" w:history="1">
         <w:r>
           <w:rPr>
             <w:rStyle w:val="Hipervnculo"/>
@@ -1997,7 +1919,7 @@
             <w:noProof/>
             <w:webHidden/>
           </w:rPr>
-          <w:instrText xml:space="preserve"> PAGEREF _Toc243259239 \h </w:instrText>
+          <w:instrText xml:space="preserve"> PAGEREF _Toc243478922 \h </w:instrText>
         </w:r>
         <w:r>
           <w:rPr>
@@ -2035,14 +1957,10 @@
           <w:tab w:val="right" w:leader="dot" w:pos="9350"/>
         </w:tabs>
         <w:rPr>
-          <w:rFonts w:asciiTheme="minorHAnsi" w:eastAsiaTheme="minorEastAsia" w:hAnsiTheme="minorHAnsi" w:cstheme="minorBidi"/>
           <w:noProof/>
-          <w:color w:val="auto"/>
-          <w:sz w:val="22"/>
-          <w:lang w:val="es-VE" w:eastAsia="es-VE"/>
         </w:rPr>
       </w:pPr>
-      <w:hyperlink w:anchor="_Toc243259240" w:history="1">
+      <w:hyperlink w:anchor="_Toc243478923" w:history="1">
         <w:r>
           <w:rPr>
             <w:rStyle w:val="Hipervnculo"/>
@@ -2069,7 +1987,7 @@
             <w:noProof/>
             <w:webHidden/>
           </w:rPr>
-          <w:instrText xml:space="preserve"> PAGEREF _Toc243259240 \h </w:instrText>
+          <w:instrText xml:space="preserve"> PAGEREF _Toc243478923 \h </w:instrText>
         </w:r>
         <w:r>
           <w:rPr>
@@ -2107,14 +2025,10 @@
           <w:tab w:val="right" w:leader="dot" w:pos="9350"/>
         </w:tabs>
         <w:rPr>
-          <w:rFonts w:asciiTheme="minorHAnsi" w:eastAsiaTheme="minorEastAsia" w:hAnsiTheme="minorHAnsi" w:cstheme="minorBidi"/>
           <w:noProof/>
-          <w:color w:val="auto"/>
-          <w:sz w:val="22"/>
-          <w:lang w:val="es-VE" w:eastAsia="es-VE"/>
         </w:rPr>
       </w:pPr>
-      <w:hyperlink w:anchor="_Toc243259241" w:history="1">
+      <w:hyperlink w:anchor="_Toc243478924" w:history="1">
         <w:r>
           <w:rPr>
             <w:rStyle w:val="Hipervnculo"/>
@@ -2141,7 +2055,7 @@
             <w:noProof/>
             <w:webHidden/>
           </w:rPr>
-          <w:instrText xml:space="preserve"> PAGEREF _Toc243259241 \h </w:instrText>
+          <w:instrText xml:space="preserve"> PAGEREF _Toc243478924 \h </w:instrText>
         </w:r>
         <w:r>
           <w:rPr>
@@ -2179,14 +2093,10 @@
           <w:tab w:val="right" w:leader="dot" w:pos="9350"/>
         </w:tabs>
         <w:rPr>
-          <w:rFonts w:asciiTheme="minorHAnsi" w:eastAsiaTheme="minorEastAsia" w:hAnsiTheme="minorHAnsi" w:cstheme="minorBidi"/>
           <w:noProof/>
-          <w:color w:val="auto"/>
-          <w:sz w:val="22"/>
-          <w:lang w:val="es-VE" w:eastAsia="es-VE"/>
         </w:rPr>
       </w:pPr>
-      <w:hyperlink w:anchor="_Toc243259242" w:history="1">
+      <w:hyperlink w:anchor="_Toc243478925" w:history="1">
         <w:r>
           <w:rPr>
             <w:rStyle w:val="Hipervnculo"/>
@@ -2213,7 +2123,7 @@
             <w:noProof/>
             <w:webHidden/>
           </w:rPr>
-          <w:instrText xml:space="preserve"> PAGEREF _Toc243259242 \h </w:instrText>
+          <w:instrText xml:space="preserve"> PAGEREF _Toc243478925 \h </w:instrText>
         </w:r>
         <w:r>
           <w:rPr>
@@ -2251,14 +2161,10 @@
           <w:tab w:val="right" w:leader="dot" w:pos="9350"/>
         </w:tabs>
         <w:rPr>
-          <w:rFonts w:asciiTheme="minorHAnsi" w:eastAsiaTheme="minorEastAsia" w:hAnsiTheme="minorHAnsi" w:cstheme="minorBidi"/>
           <w:noProof/>
-          <w:color w:val="auto"/>
-          <w:sz w:val="22"/>
-          <w:lang w:val="es-VE" w:eastAsia="es-VE"/>
         </w:rPr>
       </w:pPr>
-      <w:hyperlink w:anchor="_Toc243259243" w:history="1">
+      <w:hyperlink w:anchor="_Toc243478926" w:history="1">
         <w:r>
           <w:rPr>
             <w:rStyle w:val="Hipervnculo"/>
@@ -2285,7 +2191,7 @@
             <w:noProof/>
             <w:webHidden/>
           </w:rPr>
-          <w:instrText xml:space="preserve"> PAGEREF _Toc243259243 \h </w:instrText>
+          <w:instrText xml:space="preserve"> PAGEREF _Toc243478926 \h </w:instrText>
         </w:r>
         <w:r>
           <w:rPr>
@@ -2323,14 +2229,10 @@
           <w:tab w:val="right" w:leader="dot" w:pos="9350"/>
         </w:tabs>
         <w:rPr>
-          <w:rFonts w:asciiTheme="minorHAnsi" w:eastAsiaTheme="minorEastAsia" w:hAnsiTheme="minorHAnsi" w:cstheme="minorBidi"/>
           <w:noProof/>
-          <w:color w:val="auto"/>
-          <w:sz w:val="22"/>
-          <w:lang w:val="es-VE" w:eastAsia="es-VE"/>
         </w:rPr>
       </w:pPr>
-      <w:hyperlink w:anchor="_Toc243259244" w:history="1">
+      <w:hyperlink w:anchor="_Toc243478927" w:history="1">
         <w:r>
           <w:rPr>
             <w:rStyle w:val="Hipervnculo"/>
@@ -2357,7 +2259,7 @@
             <w:noProof/>
             <w:webHidden/>
           </w:rPr>
-          <w:instrText xml:space="preserve"> PAGEREF _Toc243259244 \h </w:instrText>
+          <w:instrText xml:space="preserve"> PAGEREF _Toc243478927 \h </w:instrText>
         </w:r>
         <w:r>
           <w:rPr>
@@ -2395,14 +2297,10 @@
           <w:tab w:val="right" w:leader="dot" w:pos="9350"/>
         </w:tabs>
         <w:rPr>
-          <w:rFonts w:asciiTheme="minorHAnsi" w:eastAsiaTheme="minorEastAsia" w:hAnsiTheme="minorHAnsi" w:cstheme="minorBidi"/>
           <w:noProof/>
-          <w:color w:val="auto"/>
-          <w:sz w:val="22"/>
-          <w:lang w:val="es-VE" w:eastAsia="es-VE"/>
         </w:rPr>
       </w:pPr>
-      <w:hyperlink w:anchor="_Toc243259245" w:history="1">
+      <w:hyperlink w:anchor="_Toc243478928" w:history="1">
         <w:r>
           <w:rPr>
             <w:rStyle w:val="Hipervnculo"/>
@@ -2429,7 +2327,7 @@
             <w:noProof/>
             <w:webHidden/>
           </w:rPr>
-          <w:instrText xml:space="preserve"> PAGEREF _Toc243259245 \h </w:instrText>
+          <w:instrText xml:space="preserve"> PAGEREF _Toc243478928 \h </w:instrText>
         </w:r>
         <w:r>
           <w:rPr>
@@ -2467,14 +2365,10 @@
           <w:tab w:val="right" w:leader="dot" w:pos="9350"/>
         </w:tabs>
         <w:rPr>
-          <w:rFonts w:asciiTheme="minorHAnsi" w:eastAsiaTheme="minorEastAsia" w:hAnsiTheme="minorHAnsi" w:cstheme="minorBidi"/>
           <w:noProof/>
-          <w:color w:val="auto"/>
-          <w:sz w:val="22"/>
-          <w:lang w:val="es-VE" w:eastAsia="es-VE"/>
         </w:rPr>
       </w:pPr>
-      <w:hyperlink w:anchor="_Toc243259246" w:history="1">
+      <w:hyperlink w:anchor="_Toc243478929" w:history="1">
         <w:r>
           <w:rPr>
             <w:rStyle w:val="Hipervnculo"/>
@@ -2501,7 +2395,7 @@
             <w:noProof/>
             <w:webHidden/>
           </w:rPr>
-          <w:instrText xml:space="preserve"> PAGEREF _Toc243259246 \h </w:instrText>
+          <w:instrText xml:space="preserve"> PAGEREF _Toc243478929 \h </w:instrText>
         </w:r>
         <w:r>
           <w:rPr>
@@ -2551,7 +2445,7 @@
         <w:spacing w:before="120" w:after="40"/>
         <w:jc w:val="center"/>
       </w:pPr>
-      <w:bookmarkStart w:id="4" w:name="_Toc243259224"/>
+      <w:bookmarkStart w:id="4" w:name="_Toc243478907"/>
       <w:r>
         <w:rPr>
           <w:rFonts w:ascii="Times New Roman" w:eastAsia="Times New Roman" w:hAnsi="Times New Roman" w:cs="Times New Roman"/>
@@ -2566,7 +2460,7 @@
         <w:pStyle w:val="Ttulo2"/>
         <w:spacing w:before="120" w:after="40"/>
       </w:pPr>
-      <w:bookmarkStart w:id="5" w:name="_Toc243259225"/>
+      <w:bookmarkStart w:id="5" w:name="_Toc243478908"/>
       <w:r>
         <w:rPr>
           <w:rFonts w:ascii="Times New Roman" w:eastAsia="Times New Roman" w:hAnsi="Times New Roman" w:cs="Times New Roman"/>
@@ -2580,7 +2474,13 @@
         <w:ind w:firstLine="720"/>
       </w:pPr>
       <w:r>
-        <w:t>MetaFit es un sistema de gestión deportiva desarrollado para gimnasios que permite administrar de forma integral la operación del negocio: registro y control de afiliados, asignación de planes de entrenamiento y nutrición, seguimiento del progreso físico, control de pagos y envío de notificaciones. El sistema se compone de un panel web para el personal (administrador, recepcionista y entrenador) y de una aplicación móvil para el afiliado, soportadas por una API REST y una base de datos MariaDB 11.</w:t>
+        <w:t xml:space="preserve">MetaFit es un sistema de gestión deportiva desarrollado </w:t>
+      </w:r>
+      <w:r>
+        <w:t>para gimnasios que permite administrar de forma integral la operación del negocio: registro y control de afiliados, asignación de planes de entrenamiento y nutrición, seguimiento del progreso físico, control de pagos y envío de notificaciones. El sistema s</w:t>
+      </w:r>
+      <w:r>
+        <w:t>e compone de un panel web para el personal (administrador, recepcionista y entrenador) y de una aplicación móvil para el afiliado, soportadas por una API REST y una base de datos MariaDB 11.</w:t>
       </w:r>
     </w:p>
     <w:p>
@@ -2588,7 +2488,7 @@
         <w:pStyle w:val="Ttulo2"/>
         <w:spacing w:before="120" w:after="40"/>
       </w:pPr>
-      <w:bookmarkStart w:id="6" w:name="_Toc243259226"/>
+      <w:bookmarkStart w:id="6" w:name="_Toc243478909"/>
       <w:r>
         <w:rPr>
           <w:rFonts w:ascii="Times New Roman" w:eastAsia="Times New Roman" w:hAnsi="Times New Roman" w:cs="Times New Roman"/>
@@ -2602,7 +2502,13 @@
         <w:ind w:firstLine="720"/>
       </w:pPr>
       <w:r>
-        <w:t>Este documento describe, paso a paso, el procedimiento para instalar, ejecutar y desplegar MetaFit en sus tres escenarios de uso: (a) instalación local sin Docker para desarrollo, (b) instalación local con Docker para demostración o sustentación, y (c) despliegue en producción en Render, incluida la instalación de la aplicación Android (APK). Está dirigido al líder técnico y a cualquier persona encargada de poner el sistema en funcionamiento.</w:t>
+        <w:t xml:space="preserve">Este documento describe, paso a </w:t>
+      </w:r>
+      <w:r>
+        <w:t>paso, el procedimiento para instalar, ejecutar y desplegar MetaFit en sus tres escenarios de uso: (a) instalación local sin Docker para desarrollo, (b) instalación local con Docker para demostración o sustentación, y (c) despliegue en producción en Render,</w:t>
+      </w:r>
+      <w:r>
+        <w:t xml:space="preserve"> incluida la instalación de la aplicación Android (APK). Está dirigido al líder técnico y a cualquier persona encargada de poner el sistema en funcionamiento.</w:t>
       </w:r>
     </w:p>
     <w:p>
@@ -2610,7 +2516,10 @@
         <w:ind w:firstLine="720"/>
       </w:pPr>
       <w:r>
-        <w:t>El manual sigue los lineamientos para manuales de instalación propuestos por UGUR (2009), que recomiendan documentar los requisitos del sistema, las características, la configuración de instalación, la configuración mínima de inicio rápido y los gráficos del paso a paso.</w:t>
+        <w:t>El manual sigue los lineamientos para manuales de instalación propuestos por UGUR (2009), que rec</w:t>
+      </w:r>
+      <w:r>
+        <w:t>omiendan documentar los requisitos del sistema, las características, la configuración de instalación, la configuración mínima de inicio rápido y los gráficos del paso a paso.</w:t>
       </w:r>
     </w:p>
     <w:p>
@@ -2619,7 +2528,7 @@
         <w:spacing w:before="120" w:after="40"/>
         <w:jc w:val="center"/>
       </w:pPr>
-      <w:bookmarkStart w:id="7" w:name="_Toc243259227"/>
+      <w:bookmarkStart w:id="7" w:name="_Toc243478910"/>
       <w:r>
         <w:rPr>
           <w:rFonts w:ascii="Times New Roman" w:eastAsia="Times New Roman" w:hAnsi="Times New Roman" w:cs="Times New Roman"/>
@@ -2633,7 +2542,10 @@
         <w:ind w:firstLine="720"/>
       </w:pPr>
       <w:r>
-        <w:t>Antes de instalar el sistema se deben cumplir los requisitos de software, hardware y sistema operativo que se describen a continuación.</w:t>
+        <w:t>Antes de instalar el sistema se deben cumplir los requisito</w:t>
+      </w:r>
+      <w:r>
+        <w:t>s de software, hardware y sistema operativo que se describen a continuación.</w:t>
       </w:r>
     </w:p>
     <w:p>
@@ -2641,7 +2553,7 @@
         <w:pStyle w:val="Ttulo2"/>
         <w:spacing w:before="120" w:after="40"/>
       </w:pPr>
-      <w:bookmarkStart w:id="8" w:name="_Toc243259228"/>
+      <w:bookmarkStart w:id="8" w:name="_Toc243478911"/>
       <w:r>
         <w:rPr>
           <w:rFonts w:ascii="Times New Roman" w:eastAsia="Times New Roman" w:hAnsi="Times New Roman" w:cs="Times New Roman"/>
@@ -2851,7 +2763,13 @@
               <w:rPr>
                 <w:sz w:val="20"/>
               </w:rPr>
-              <w:t>Docker Desktop / Docker Engine</w:t>
+              <w:t xml:space="preserve">Docker Desktop / Docker </w:t>
+            </w:r>
+            <w:r>
+              <w:rPr>
+                <w:sz w:val="20"/>
+              </w:rPr>
+              <w:t>Engine</w:t>
             </w:r>
           </w:p>
         </w:tc>
@@ -3053,7 +2971,7 @@
         <w:pStyle w:val="Ttulo2"/>
         <w:spacing w:before="120" w:after="40"/>
       </w:pPr>
-      <w:bookmarkStart w:id="9" w:name="_Toc243259229"/>
+      <w:bookmarkStart w:id="9" w:name="_Toc243478912"/>
       <w:r>
         <w:rPr>
           <w:rFonts w:ascii="Times New Roman" w:eastAsia="Times New Roman" w:hAnsi="Times New Roman" w:cs="Times New Roman"/>
@@ -3358,12 +3276,18 @@
         <w:pStyle w:val="Ttulo2"/>
         <w:spacing w:before="120" w:after="40"/>
       </w:pPr>
-      <w:bookmarkStart w:id="10" w:name="_Toc243259230"/>
+      <w:bookmarkStart w:id="10" w:name="_Toc243478913"/>
       <w:r>
         <w:rPr>
           <w:rFonts w:ascii="Times New Roman" w:eastAsia="Times New Roman" w:hAnsi="Times New Roman" w:cs="Times New Roman"/>
         </w:rPr>
-        <w:t>2.3 Sistemas operativos compatibles</w:t>
+        <w:t xml:space="preserve">2.3 Sistemas </w:t>
+      </w:r>
+      <w:r>
+        <w:rPr>
+          <w:rFonts w:ascii="Times New Roman" w:eastAsia="Times New Roman" w:hAnsi="Times New Roman" w:cs="Times New Roman"/>
+        </w:rPr>
+        <w:t>operativos compatibles</w:t>
       </w:r>
       <w:bookmarkEnd w:id="10"/>
     </w:p>
@@ -3547,7 +3471,14 @@
           <w:i/>
           <w:sz w:val="20"/>
         </w:rPr>
-        <w:t>Nota. Para Windows 11, Microsoft (2021) exige 4 GB de RAM, 64 GB de almacenamiento y procesador de 64 bits a 1 GHz con 2 o más núcleos, requisitos cubiertos por los valores mínimos de la tabla anterior.</w:t>
+        <w:t xml:space="preserve">Nota. Para Windows 11, </w:t>
+      </w:r>
+      <w:r>
+        <w:rPr>
+          <w:i/>
+          <w:sz w:val="20"/>
+        </w:rPr>
+        <w:t>Microsoft (2021) exige 4 GB de RAM, 64 GB de almacenamiento y procesador de 64 bits a 1 GHz con 2 o más núcleos, requisitos cubiertos por los valores mínimos de la tabla anterior.</w:t>
       </w:r>
     </w:p>
     <w:p>
@@ -3556,7 +3487,7 @@
         <w:spacing w:before="120" w:after="40"/>
         <w:jc w:val="center"/>
       </w:pPr>
-      <w:bookmarkStart w:id="11" w:name="_Toc243259231"/>
+      <w:bookmarkStart w:id="11" w:name="_Toc243478914"/>
       <w:r>
         <w:rPr>
           <w:rFonts w:ascii="Times New Roman" w:eastAsia="Times New Roman" w:hAnsi="Times New Roman" w:cs="Times New Roman"/>
@@ -3570,7 +3501,7 @@
         <w:pStyle w:val="Ttulo2"/>
         <w:spacing w:before="120" w:after="40"/>
       </w:pPr>
-      <w:bookmarkStart w:id="12" w:name="_Toc243259232"/>
+      <w:bookmarkStart w:id="12" w:name="_Toc243478915"/>
       <w:r>
         <w:rPr>
           <w:rFonts w:ascii="Times New Roman" w:eastAsia="Times New Roman" w:hAnsi="Times New Roman" w:cs="Times New Roman"/>
@@ -3584,7 +3515,10 @@
         <w:ind w:firstLine="720"/>
       </w:pPr>
       <w:r>
-        <w:t>Abra una terminal y ejecute los siguientes comandos para descargar el código fuente:</w:t>
+        <w:t>Abra una terminal y ejecute l</w:t>
+      </w:r>
+      <w:r>
+        <w:t>os siguientes comandos para descargar el código fuente:</w:t>
       </w:r>
     </w:p>
     <w:tbl>
@@ -3652,7 +3586,7 @@
         <w:pStyle w:val="Ttulo2"/>
         <w:spacing w:before="120" w:after="40"/>
       </w:pPr>
-      <w:bookmarkStart w:id="13" w:name="_Toc243259233"/>
+      <w:bookmarkStart w:id="13" w:name="_Toc243478916"/>
       <w:r>
         <w:rPr>
           <w:rFonts w:ascii="Times New Roman" w:eastAsia="Times New Roman" w:hAnsi="Times New Roman" w:cs="Times New Roman"/>
@@ -3666,7 +3600,10 @@
         <w:ind w:firstLine="720"/>
       </w:pPr>
       <w:r>
-        <w:t>Copie el archivo de ejemplo y ajuste las variables si es necesario (por ejemplo, la contraseña de la base de datos).</w:t>
+        <w:t xml:space="preserve">Copie el archivo de ejemplo y ajuste las variables si es necesario (por ejemplo, la </w:t>
+      </w:r>
+      <w:r>
+        <w:t>contraseña de la base de datos).</w:t>
       </w:r>
     </w:p>
     <w:tbl>
@@ -3772,7 +3709,7 @@
         <w:pStyle w:val="Ttulo2"/>
         <w:spacing w:before="120" w:after="40"/>
       </w:pPr>
-      <w:bookmarkStart w:id="14" w:name="_Toc243259234"/>
+      <w:bookmarkStart w:id="14" w:name="_Toc243478917"/>
       <w:r>
         <w:rPr>
           <w:rFonts w:ascii="Times New Roman" w:eastAsia="Times New Roman" w:hAnsi="Times New Roman" w:cs="Times New Roman"/>
@@ -3825,7 +3762,14 @@
                 <w:b/>
                 <w:sz w:val="20"/>
               </w:rPr>
-              <w:t>Levantar todos los servicios</w:t>
+              <w:t xml:space="preserve">Levantar todos </w:t>
+            </w:r>
+            <w:r>
+              <w:rPr>
+                <w:b/>
+                <w:sz w:val="20"/>
+              </w:rPr>
+              <w:t>los servicios</w:t>
             </w:r>
           </w:p>
         </w:tc>
@@ -3928,7 +3872,10 @@
         <w:ind w:firstLine="720"/>
       </w:pPr>
       <w:r>
-        <w:t>Al iniciar por primera vez, MariaDB ejecuta automáticamente los scripts SQL de la carpeta database/ (estructura, migración móvil, mejoras, datos iniciales y recuperación de contraseña).</w:t>
+        <w:t xml:space="preserve">Al iniciar por primera vez, MariaDB ejecuta automáticamente los scripts SQL de la carpeta database/ (estructura, migración </w:t>
+      </w:r>
+      <w:r>
+        <w:t>móvil, mejoras, datos iniciales y recuperación de contraseña).</w:t>
       </w:r>
     </w:p>
     <w:p>
@@ -3936,7 +3883,7 @@
         <w:pStyle w:val="Ttulo2"/>
         <w:spacing w:before="120" w:after="40"/>
       </w:pPr>
-      <w:bookmarkStart w:id="15" w:name="_Toc243259235"/>
+      <w:bookmarkStart w:id="15" w:name="_Toc243478918"/>
       <w:r>
         <w:rPr>
           <w:rFonts w:ascii="Times New Roman" w:eastAsia="Times New Roman" w:hAnsi="Times New Roman" w:cs="Times New Roman"/>
@@ -3966,7 +3913,10 @@
         <w:ind w:left="720" w:hanging="504"/>
       </w:pPr>
       <w:r>
-        <w:t>3.  El frontend usa la variable VITE_API_URL (valor por defecto http://localhost:3001).</w:t>
+        <w:t>3.</w:t>
+      </w:r>
+      <w:r>
+        <w:t xml:space="preserve">  El frontend usa la variable VITE_API_URL (valor por defecto http://localhost:3001).</w:t>
       </w:r>
     </w:p>
     <w:p>
@@ -3974,7 +3924,7 @@
         <w:pStyle w:val="Ttulo2"/>
         <w:spacing w:before="120" w:after="40"/>
       </w:pPr>
-      <w:bookmarkStart w:id="16" w:name="_Toc243259236"/>
+      <w:bookmarkStart w:id="16" w:name="_Toc243478919"/>
       <w:r>
         <w:rPr>
           <w:rFonts w:ascii="Times New Roman" w:eastAsia="Times New Roman" w:hAnsi="Times New Roman" w:cs="Times New Roman"/>
@@ -4236,7 +4186,7 @@
               <w:rPr>
                 <w:sz w:val="20"/>
               </w:rPr>
-              <w:t>MySQL / MariaDB</w:t>
+              <w:t>MariaDB 11</w:t>
             </w:r>
           </w:p>
         </w:tc>
@@ -4333,7 +4283,7 @@
         <w:spacing w:before="120" w:after="40"/>
         <w:jc w:val="center"/>
       </w:pPr>
-      <w:bookmarkStart w:id="17" w:name="_Toc243259237"/>
+      <w:bookmarkStart w:id="17" w:name="_Toc243478920"/>
       <w:r>
         <w:rPr>
           <w:rFonts w:ascii="Times New Roman" w:eastAsia="Times New Roman" w:hAnsi="Times New Roman" w:cs="Times New Roman"/>
@@ -4347,7 +4297,10 @@
         <w:ind w:firstLine="720"/>
       </w:pPr>
       <w:r>
-        <w:t>El despliegue en producción de MetaFit se realiza en la plataforma Render mediante un Web Service basado en Docker y una base de datos MySQL administrada. El repositorio incluye el archivo render.yaml que automatiza la configuración del backend.</w:t>
+        <w:t xml:space="preserve">El despliegue en producción de MetaFit se realiza en la plataforma Render mediante un Web Service basado en </w:t>
+      </w:r>
+      <w:r>
+        <w:t>Docker y una base de datos MariaDB 11 administrada. El repositorio incluye el archivo render.yaml que automatiza la configuración del backend.</w:t>
       </w:r>
     </w:p>
     <w:p>
@@ -4355,7 +4308,7 @@
         <w:pStyle w:val="Ttulo2"/>
         <w:spacing w:before="120" w:after="40"/>
       </w:pPr>
-      <w:bookmarkStart w:id="18" w:name="_Toc243259238"/>
+      <w:bookmarkStart w:id="18" w:name="_Toc243478921"/>
       <w:r>
         <w:rPr>
           <w:rFonts w:ascii="Times New Roman" w:eastAsia="Times New Roman" w:hAnsi="Times New Roman" w:cs="Times New Roman"/>
@@ -4378,7 +4331,10 @@
       </w:pPr>
       <w:r>
         <w:lastRenderedPageBreak/>
-        <w:t>2.  Seleccione el entorno Docker y use el archivo ./backend/Dockerfile (definido en render.yaml).</w:t>
+        <w:t>2.  Se</w:t>
+      </w:r>
+      <w:r>
+        <w:t>leccione el entorno Docker y use el archivo ./backend/Dockerfile (definido en render.yaml).</w:t>
       </w:r>
     </w:p>
     <w:p>
@@ -4394,7 +4350,10 @@
         <w:ind w:left="720" w:hanging="504"/>
       </w:pPr>
       <w:r>
-        <w:t>4.  Despliegue la rama main; Render compila la imagen y publica el servicio.</w:t>
+        <w:t xml:space="preserve">4.  Despliegue la rama main; Render compila la imagen y publica el </w:t>
+      </w:r>
+      <w:r>
+        <w:t>servicio.</w:t>
       </w:r>
     </w:p>
     <w:p>
@@ -4410,7 +4369,7 @@
         <w:pStyle w:val="Ttulo2"/>
         <w:spacing w:before="120" w:after="40"/>
       </w:pPr>
-      <w:bookmarkStart w:id="19" w:name="_Toc243259239"/>
+      <w:bookmarkStart w:id="19" w:name="_Toc243478922"/>
       <w:r>
         <w:rPr>
           <w:rFonts w:ascii="Times New Roman" w:eastAsia="Times New Roman" w:hAnsi="Times New Roman" w:cs="Times New Roman"/>
@@ -4424,7 +4383,10 @@
         <w:ind w:firstLine="720"/>
       </w:pPr>
       <w:r>
-        <w:t>El frontend se publica como sitio estático. La variable VITE_API_URL debe apuntar a la URL pública del backend. URL pública del frontend: https://metafit-frontend-78x6.onrender.com</w:t>
+        <w:t>El frontend se publica como sitio estático. La variable VITE_API_URL debe apuntar a la URL pública del backend. URL pública del frontend: https://metafit-fr</w:t>
+      </w:r>
+      <w:r>
+        <w:t>ontend-78x6.onrender.com</w:t>
       </w:r>
     </w:p>
     <w:p>
@@ -4432,7 +4394,7 @@
         <w:pStyle w:val="Ttulo2"/>
         <w:spacing w:before="120" w:after="40"/>
       </w:pPr>
-      <w:bookmarkStart w:id="20" w:name="_Toc243259240"/>
+      <w:bookmarkStart w:id="20" w:name="_Toc243478923"/>
       <w:r>
         <w:rPr>
           <w:rFonts w:ascii="Times New Roman" w:eastAsia="Times New Roman" w:hAnsi="Times New Roman" w:cs="Times New Roman"/>
@@ -4657,7 +4619,7 @@
               <w:rPr>
                 <w:sz w:val="20"/>
               </w:rPr>
-              <w:t>Cadena de conexión a MySQL</w:t>
+              <w:t>Cadena de conexión a MariaDB</w:t>
             </w:r>
           </w:p>
         </w:tc>
@@ -4710,7 +4672,13 @@
               <w:rPr>
                 <w:sz w:val="20"/>
               </w:rPr>
-              <w:t>Secreto para firmar los tokens</w:t>
+              <w:t xml:space="preserve">Secreto para </w:t>
+            </w:r>
+            <w:r>
+              <w:rPr>
+                <w:sz w:val="20"/>
+              </w:rPr>
+              <w:t>firmar los tokens</w:t>
             </w:r>
           </w:p>
         </w:tc>
@@ -4962,7 +4930,7 @@
         <w:spacing w:before="120" w:after="40"/>
         <w:jc w:val="center"/>
       </w:pPr>
-      <w:bookmarkStart w:id="21" w:name="_Toc243259241"/>
+      <w:bookmarkStart w:id="21" w:name="_Toc243478924"/>
       <w:r>
         <w:rPr>
           <w:rFonts w:ascii="Times New Roman" w:eastAsia="Times New Roman" w:hAnsi="Times New Roman" w:cs="Times New Roman"/>
@@ -4976,7 +4944,10 @@
         <w:ind w:left="720" w:hanging="504"/>
       </w:pPr>
       <w:r>
-        <w:t>1.  Descargue el archivo metafit.apk desde https://metafit-frontend-78x6.onrender.com/app/metafit.apk o compílelo con Expo CLI (npx expo build:android).</w:t>
+        <w:t>1.  Descargue el archivo metafit.apk desde https://metafit-front</w:t>
+      </w:r>
+      <w:r>
+        <w:t>end-78x6.onrender.com/app/metafit.apk o compílelo con Expo CLI (npx expo build:android).</w:t>
       </w:r>
     </w:p>
     <w:p>
@@ -5000,7 +4971,10 @@
         <w:ind w:left="720" w:hanging="504"/>
       </w:pPr>
       <w:r>
-        <w:t>4.  Al iniciar la aplicación, verifique que apunte a la URL del backend de producción.</w:t>
+        <w:t>4.  Al iniciar la apli</w:t>
+      </w:r>
+      <w:r>
+        <w:t>cación, verifique que apunte a la URL del backend de producción.</w:t>
       </w:r>
     </w:p>
     <w:p>
@@ -5018,7 +4992,7 @@
         <w:spacing w:before="120" w:after="40"/>
         <w:jc w:val="center"/>
       </w:pPr>
-      <w:bookmarkStart w:id="22" w:name="_Toc243259242"/>
+      <w:bookmarkStart w:id="22" w:name="_Toc243478925"/>
       <w:r>
         <w:rPr>
           <w:rFonts w:ascii="Times New Roman" w:eastAsia="Times New Roman" w:hAnsi="Times New Roman" w:cs="Times New Roman"/>
@@ -5137,7 +5111,13 @@
               <w:rPr>
                 <w:sz w:val="20"/>
               </w:rPr>
-              <w:t>Abrir http://localhost:3001/health (o la URL de Render)</w:t>
+              <w:t>Abrir http://localhost:3001/health (o la</w:t>
+            </w:r>
+            <w:r>
+              <w:rPr>
+                <w:sz w:val="20"/>
+              </w:rPr>
+              <w:t xml:space="preserve"> URL de Render)</w:t>
             </w:r>
           </w:p>
         </w:tc>
@@ -5259,7 +5239,13 @@
               <w:rPr>
                 <w:sz w:val="20"/>
               </w:rPr>
-              <w:t>Acceso al panel del afiliado</w:t>
+              <w:t xml:space="preserve">Acceso al </w:t>
+            </w:r>
+            <w:r>
+              <w:rPr>
+                <w:sz w:val="20"/>
+              </w:rPr>
+              <w:t>panel del afiliado</w:t>
             </w:r>
           </w:p>
         </w:tc>
@@ -5270,7 +5256,7 @@
         <w:pStyle w:val="Ttulo2"/>
         <w:spacing w:before="120" w:after="40"/>
       </w:pPr>
-      <w:bookmarkStart w:id="23" w:name="_Toc243259243"/>
+      <w:bookmarkStart w:id="23" w:name="_Toc243478926"/>
       <w:r>
         <w:rPr>
           <w:rFonts w:ascii="Times New Roman" w:eastAsia="Times New Roman" w:hAnsi="Times New Roman" w:cs="Times New Roman"/>
@@ -5629,7 +5615,7 @@
         <w:spacing w:before="120" w:after="40"/>
         <w:jc w:val="center"/>
       </w:pPr>
-      <w:bookmarkStart w:id="24" w:name="_Toc243259244"/>
+      <w:bookmarkStart w:id="24" w:name="_Toc243478927"/>
       <w:r>
         <w:rPr>
           <w:rFonts w:ascii="Times New Roman" w:eastAsia="Times New Roman" w:hAnsi="Times New Roman" w:cs="Times New Roman"/>
@@ -5785,7 +5771,13 @@
               <w:rPr>
                 <w:sz w:val="20"/>
               </w:rPr>
-              <w:t>El frontend no carga datos (CORS)</w:t>
+              <w:t xml:space="preserve">El frontend no carga </w:t>
+            </w:r>
+            <w:r>
+              <w:rPr>
+                <w:sz w:val="20"/>
+              </w:rPr>
+              <w:t>datos (CORS)</w:t>
             </w:r>
           </w:p>
         </w:tc>
@@ -5907,7 +5899,13 @@
               <w:rPr>
                 <w:sz w:val="20"/>
               </w:rPr>
-              <w:t>El volumen ya existía de una ejecución previa</w:t>
+              <w:t>El volumen</w:t>
+            </w:r>
+            <w:r>
+              <w:rPr>
+                <w:sz w:val="20"/>
+              </w:rPr>
+              <w:t xml:space="preserve"> ya existía de una ejecución previa</w:t>
             </w:r>
           </w:p>
         </w:tc>
@@ -6013,7 +6011,13 @@
               <w:rPr>
                 <w:sz w:val="20"/>
               </w:rPr>
-              <w:t>Orígenes desconocidos deshabilitados</w:t>
+              <w:t>Orígenes desconocidos deshabil</w:t>
+            </w:r>
+            <w:r>
+              <w:rPr>
+                <w:sz w:val="20"/>
+              </w:rPr>
+              <w:t>itados</w:t>
             </w:r>
           </w:p>
         </w:tc>
@@ -6041,7 +6045,7 @@
         <w:spacing w:before="120" w:after="40"/>
         <w:jc w:val="center"/>
       </w:pPr>
-      <w:bookmarkStart w:id="25" w:name="_Toc243259245"/>
+      <w:bookmarkStart w:id="25" w:name="_Toc243478928"/>
       <w:r>
         <w:rPr>
           <w:rFonts w:ascii="Times New Roman" w:eastAsia="Times New Roman" w:hAnsi="Times New Roman" w:cs="Times New Roman"/>
@@ -6074,7 +6078,13 @@
         <w:rPr>
           <w:i/>
         </w:rPr>
-        <w:t>Actividades, responsables y fechas del plan</w:t>
+        <w:t xml:space="preserve">Actividades, responsables y fechas </w:t>
+      </w:r>
+      <w:r>
+        <w:rPr>
+          <w:i/>
+        </w:rPr>
+        <w:t>del plan</w:t>
       </w:r>
     </w:p>
     <w:tbl>
@@ -6331,7 +6341,13 @@
               <w:rPr>
                 <w:sz w:val="20"/>
               </w:rPr>
-              <w:t>Compilación e instalación de la APK</w:t>
+              <w:t xml:space="preserve">Compilación e instalación de la </w:t>
+            </w:r>
+            <w:r>
+              <w:rPr>
+                <w:sz w:val="20"/>
+              </w:rPr>
+              <w:t>APK</w:t>
             </w:r>
           </w:p>
         </w:tc>
@@ -6501,7 +6517,7 @@
         <w:spacing w:before="120" w:after="40"/>
         <w:jc w:val="center"/>
       </w:pPr>
-      <w:bookmarkStart w:id="26" w:name="_Toc243259246"/>
+      <w:bookmarkStart w:id="26" w:name="_Toc243478929"/>
       <w:r>
         <w:rPr>
           <w:rFonts w:ascii="Times New Roman" w:eastAsia="Times New Roman" w:hAnsi="Times New Roman" w:cs="Times New Roman"/>
@@ -6516,7 +6532,10 @@
         <w:ind w:left="720" w:hanging="720"/>
       </w:pPr>
       <w:r>
-        <w:t>MetaFit Inc. (2026). Repositorio del proyecto MetaFit [Código fuente y documentación]. https://github.com/juanscarvajal04-droid/Equipo_Metafit</w:t>
+        <w:t xml:space="preserve">MetaFit Inc. (2026). Repositorio </w:t>
+      </w:r>
+      <w:r>
+        <w:t>del proyecto MetaFit [Código fuente y documentación]. https://github.com/juanscarvajal04-droid/Equipo_Metafit</w:t>
       </w:r>
     </w:p>
     <w:p>
@@ -6532,7 +6551,10 @@
         <w:ind w:left="720" w:hanging="720"/>
       </w:pPr>
       <w:r>
-        <w:t>Ministerio de Tecnologías de la Información y las Comunicaciones. (2018). Marco de referencia de arquitectura empresarial para la gestión de TI en el Estado colombiano. Gobierno de Colombia.</w:t>
+        <w:t xml:space="preserve">Ministerio de Tecnologías de la Información </w:t>
+      </w:r>
+      <w:r>
+        <w:t>y las Comunicaciones. (2018). Marco de referencia de arquitectura empresarial para la gestión de TI en el Estado colombiano. Gobierno de Colombia.</w:t>
       </w:r>
     </w:p>
     <w:p>
@@ -18936,7 +18958,7 @@
     <w:autoRedefine/>
     <w:uiPriority w:val="39"/>
     <w:unhideWhenUsed/>
-    <w:rsid w:val="00EE608C"/>
+    <w:rsid w:val="00F31A41"/>
     <w:pPr>
       <w:spacing w:after="100"/>
     </w:pPr>
@@ -18948,7 +18970,7 @@
     <w:autoRedefine/>
     <w:uiPriority w:val="39"/>
     <w:unhideWhenUsed/>
-    <w:rsid w:val="00EE608C"/>
+    <w:rsid w:val="00F31A41"/>
     <w:pPr>
       <w:spacing w:after="100"/>
       <w:ind w:left="240"/>
@@ -18959,7 +18981,7 @@
     <w:basedOn w:val="Fuentedeprrafopredeter"/>
     <w:uiPriority w:val="99"/>
     <w:unhideWhenUsed/>
-    <w:rsid w:val="00EE608C"/>
+    <w:rsid w:val="00F31A41"/>
     <w:rPr>
       <w:color w:val="0000FF" w:themeColor="hyperlink"/>
       <w:u w:val="single"/>
@@ -19293,7 +19315,7 @@
 </file>
 
 <file path=customXml/itemProps1.xml><?xml version="1.0" encoding="utf-8"?>
-<ds:datastoreItem xmlns:ds="http://schemas.openxmlformats.org/officeDocument/2006/customXml" ds:itemID="{1ACFDD2E-13B5-41C7-A55F-40D2256F6F42}">
+<ds:datastoreItem xmlns:ds="http://schemas.openxmlformats.org/officeDocument/2006/customXml" ds:itemID="{B4E62384-29BD-45F5-947F-28687B69391A}">
   <ds:schemaRefs>
     <ds:schemaRef ds:uri="http://schemas.openxmlformats.org/officeDocument/2006/bibliography"/>
   </ds:schemaRefs>
